--- a/ky/wisdom-stories/letting-go-of-painful-thoughts.docx
+++ b/ky/wisdom-stories/letting-go-of-painful-thoughts.docx
@@ -8,7 +8,7 @@
           <w:b/>
           <w:bCs/>
         </w:rPr>
-        <w:t>Ойлорумдан кантип кутулам</w:t>
+        <w:t>Ойлорумдан кантип кутулам?</w:t>
       </w:r>
     </w:p>
     <w:p>
@@ -60,7 +60,7 @@
         <w:t>Сабак:</w:t>
       </w:r>
       <w:r>
-        <w:t xml:space="preserve"> Кандай ой келерин дайыма эле тандай албайбыз. Бирок ага кандай мамиле кылууну үйрөнө алабыз. Коё берүү — өзүңдү унутууга мажбурлоо эмес, кайгыга бүт өмүрүңдү башкартып койбоо. Кээде буга убакыт жана колдоо керек.</w:t>
+        <w:t xml:space="preserve"> Кандай ой келерин дайыма эле тандай албайбыз. Бирок ага кандай мамиле кылууну үйрөнө алабыз. Коё берүү — өзүңдү баарын унутууга мажбурлоо эмес, кайгыга бүт өмүрүңдү башкартып койбоо. Кээде буга убакыт жана колдоо керек.</w:t>
       </w:r>
     </w:p>
     <w:p>
